--- a/resources/adoc_template/docs/themes/reference.docx
+++ b/resources/adoc_template/docs/themes/reference.docx
@@ -381,6 +381,7 @@
       </w:r>
     </w:p>
     <w:sectPr>
+      <w:footerReference w:type="default" r:id="rId40"/>
       <w:footnotePr>
         <w:numRestart w:val="eachSect"/>
       </w:footnotePr>
@@ -391,6 +392,27 @@
 
 <file path=word/comments.xml><?xml version="1.0" encoding="utf-8"?>
 <w:comments xmlns:w="http://schemas.openxmlformats.org/wordprocessingml/2006/main" xmlns:m="http://schemas.openxmlformats.org/officeDocument/2006/math" xmlns:r="http://schemas.openxmlformats.org/officeDocument/2006/relationships" xmlns:o="urn:schemas-microsoft-com:office:office" xmlns:v="urn:schemas-microsoft-com:vml" xmlns:w10="urn:schemas-microsoft-com:office:word" xmlns:a="http://schemas.openxmlformats.org/drawingml/2006/main" xmlns:pic="http://schemas.openxmlformats.org/drawingml/2006/picture" xmlns:wp="http://schemas.openxmlformats.org/drawingml/2006/wordprocessingDrawing"/>
+</file>
+
+<file path=word/footer1.xml><?xml version="1.0" encoding="utf-8"?>
+<w:ftr xmlns:w="http://schemas.openxmlformats.org/wordprocessingml/2006/main">
+  <w:p>
+    <w:pPr>
+      <w:jc w:val="center"/>
+    </w:pPr>
+    <w:r>
+      <w:t xml:space="preserve">- </w:t>
+    </w:r>
+    <w:fldSimple w:instr="PAGE">
+      <w:r>
+        <w:t>1</w:t>
+      </w:r>
+    </w:fldSimple>
+    <w:r>
+      <w:t xml:space="preserve"> -</w:t>
+    </w:r>
+  </w:p>
+</w:ftr>
 </file>
 
 <file path=word/footnotes.xml><?xml version="1.0" encoding="utf-8"?>

--- a/resources/adoc_template/docs/themes/reference.docx
+++ b/resources/adoc_template/docs/themes/reference.docx
@@ -1236,6 +1236,14 @@
     <w:qFormat/>
     <w:tblPr>
       <w:tblInd w:w="0" w:type="dxa"/>
+      <w:tblBorders>
+        <w:top w:val="single" w:sz="4" w:space="0" w:color="000000"/>
+        <w:left w:val="single" w:sz="4" w:space="0" w:color="000000"/>
+        <w:bottom w:val="single" w:sz="4" w:space="0" w:color="000000"/>
+        <w:right w:val="single" w:sz="4" w:space="0" w:color="000000"/>
+        <w:insideH w:val="single" w:sz="4" w:space="0" w:color="000000"/>
+        <w:insideV w:val="single" w:sz="4" w:space="0" w:color="000000"/>
+      </w:tblBorders>
       <w:tblCellMar>
         <w:top w:w="0" w:type="dxa"/>
         <w:left w:w="108" w:type="dxa"/>
@@ -1244,6 +1252,15 @@
       </w:tblCellMar>
     </w:tblPr>
     <w:tblStylePr w:type="firstRow">
+      <w:pPr>
+        <w:jc w:val="center"/>
+      </w:pPr>
+      <w:rPr>
+        <w:b/>
+        <w:bCs/>
+        <w:sz w:val="26"/>
+        <w:szCs w:val="26"/>
+      </w:rPr>
       <w:tblPr>
         <w:jc w:val="left"/>
         <w:tblInd w:w="0" w:type="dxa"/>
@@ -1252,10 +1269,8 @@
         <w:jc w:val="left"/>
       </w:trPr>
       <w:tcPr>
-        <w:tcBorders>
-          <w:bottom w:val="single"/>
-        </w:tcBorders>
-        <w:vAlign w:val="bottom"/>
+        <w:shd w:val="clear" w:color="auto" w:fill="F2F2F2"/>
+        <w:vAlign w:val="center"/>
       </w:tcPr>
     </w:tblStylePr>
   </w:style>

--- a/resources/adoc_template/docs/themes/reference.docx
+++ b/resources/adoc_template/docs/themes/reference.docx
@@ -1258,8 +1258,8 @@
       <w:rPr>
         <w:b/>
         <w:bCs/>
-        <w:sz w:val="26"/>
-        <w:szCs w:val="26"/>
+        <w:sz w:val="24"/>
+        <w:szCs w:val="24"/>
       </w:rPr>
       <w:tblPr>
         <w:jc w:val="left"/>
@@ -1419,7 +1419,7 @@
     </a:clrScheme>
     <a:fontScheme name="Office">
       <a:majorFont>
-        <a:latin typeface="Aptos Display" panose="02110004020202020204"/>
+        <a:latin typeface="Georgia"/>
         <a:ea typeface=""/>
         <a:cs typeface=""/>
         <a:font script="Jpan" typeface="游ゴシック Light"/>
@@ -1471,7 +1471,7 @@
         <a:font script="Tfng" typeface="Ebrima"/>
       </a:majorFont>
       <a:minorFont>
-        <a:latin typeface="Aptos" panose="02110004020202020204"/>
+        <a:latin typeface="Georgia"/>
         <a:ea typeface=""/>
         <a:cs typeface=""/>
         <a:font script="Jpan" typeface="游明朝"/>
